--- a/Self_assessment_document.docx
+++ b/Self_assessment_document.docx
@@ -39,7 +39,7 @@
           <w:i/>
           <w:iCs/>
         </w:rPr>
-        <w:t>Your Name</w:t>
+        <w:t>Lucas Carter</w:t>
       </w:r>
       <w:r>
         <w:tab/>
@@ -65,7 +65,7 @@
           <w:i/>
           <w:iCs/>
         </w:rPr>
-        <w:t>12345678</w:t>
+        <w:t>23636298</w:t>
       </w:r>
     </w:p>
     <w:p/>
@@ -230,22 +230,7 @@
               <w:jc w:val="center"/>
             </w:pPr>
             <w:r>
-              <w:fldChar w:fldCharType="begin"/>
-            </w:r>
-            <w:r>
-              <w:instrText xml:space="preserve"> =round(B2*0.4,0) </w:instrText>
-            </w:r>
-            <w:r>
-              <w:fldChar w:fldCharType="separate"/>
-            </w:r>
-            <w:r>
-              <w:rPr>
-                <w:noProof/>
-              </w:rPr>
-              <w:t>0</w:t>
-            </w:r>
-            <w:r>
-              <w:fldChar w:fldCharType="end"/>
+              <w:t>40</w:t>
             </w:r>
           </w:p>
         </w:tc>
@@ -289,34 +274,7 @@
               <w:jc w:val="center"/>
             </w:pPr>
             <w:r>
-              <w:fldChar w:fldCharType="begin"/>
-            </w:r>
-            <w:r>
-              <w:instrText xml:space="preserve"> =</w:instrText>
-            </w:r>
-            <w:r>
-              <w:instrText>round(B3</w:instrText>
-            </w:r>
-            <w:r>
-              <w:instrText>*0.</w:instrText>
-            </w:r>
-            <w:r>
-              <w:instrText>3,0)</w:instrText>
-            </w:r>
-            <w:r>
-              <w:instrText xml:space="preserve"> </w:instrText>
-            </w:r>
-            <w:r>
-              <w:fldChar w:fldCharType="separate"/>
-            </w:r>
-            <w:r>
-              <w:rPr>
-                <w:noProof/>
-              </w:rPr>
-              <w:t>0</w:t>
-            </w:r>
-            <w:r>
-              <w:fldChar w:fldCharType="end"/>
+              <w:t>27</w:t>
             </w:r>
           </w:p>
         </w:tc>
@@ -366,34 +324,7 @@
               <w:jc w:val="center"/>
             </w:pPr>
             <w:r>
-              <w:fldChar w:fldCharType="begin"/>
-            </w:r>
-            <w:r>
-              <w:instrText xml:space="preserve"> =</w:instrText>
-            </w:r>
-            <w:r>
-              <w:instrText>round(B4</w:instrText>
-            </w:r>
-            <w:r>
-              <w:instrText>*0.</w:instrText>
-            </w:r>
-            <w:r>
-              <w:instrText>3,0)</w:instrText>
-            </w:r>
-            <w:r>
-              <w:instrText xml:space="preserve"> </w:instrText>
-            </w:r>
-            <w:r>
-              <w:fldChar w:fldCharType="separate"/>
-            </w:r>
-            <w:r>
-              <w:rPr>
-                <w:noProof/>
-              </w:rPr>
-              <w:t>0</w:t>
-            </w:r>
-            <w:r>
-              <w:fldChar w:fldCharType="end"/>
+              <w:t>28</w:t>
             </w:r>
           </w:p>
         </w:tc>
@@ -439,22 +370,7 @@
               <w:jc w:val="center"/>
             </w:pPr>
             <w:r>
-              <w:fldChar w:fldCharType="begin"/>
-            </w:r>
-            <w:r>
-              <w:instrText xml:space="preserve"> =SUM(ABOVE) </w:instrText>
-            </w:r>
-            <w:r>
-              <w:fldChar w:fldCharType="separate"/>
-            </w:r>
-            <w:r>
-              <w:rPr>
-                <w:noProof/>
-              </w:rPr>
-              <w:t>0</w:t>
-            </w:r>
-            <w:r>
-              <w:fldChar w:fldCharType="end"/>
+              <w:t>95</w:t>
             </w:r>
           </w:p>
         </w:tc>
@@ -463,21 +379,10 @@
     <w:p/>
     <w:p>
       <w:r>
-        <w:t>Your mark for each Learning Outcome (LO) is the highest ma</w:t>
-      </w:r>
-      <w:r>
-        <w:t xml:space="preserve">rk achieved based on the criteria specified in the self-assessment grid. Note that you will </w:t>
-      </w:r>
-      <w:r>
-        <w:t xml:space="preserve">need to have satisfied all criteria at the lower mark bands to be awarded marks in the higher mark bands, e.g., to get a mark in the 70 - 80 band for a learning outcome you will have needed to have satisfied all criteria in the 40 – 50 and 50 – </w:t>
-      </w:r>
-      <w:proofErr w:type="gramStart"/>
-      <w:r>
-        <w:t>60 mark</w:t>
-      </w:r>
-      <w:proofErr w:type="gramEnd"/>
-      <w:r>
-        <w:t xml:space="preserve"> bands. </w:t>
+        <w:t xml:space="preserve">Your mark for each Learning Outcome (LO) is the highest mark achieved based on the criteria specified in the self-assessment grid. Note that you will </w:t>
+      </w:r>
+      <w:r>
+        <w:t xml:space="preserve">need to have satisfied all criteria at the lower mark bands to be awarded marks in the higher mark bands, e.g., to get a mark in the 70 - 80 band for a learning outcome you will have needed to have satisfied all criteria in the 40 – 50 and 50 – 60 mark bands. </w:t>
       </w:r>
     </w:p>
     <w:p/>
@@ -585,9 +490,9 @@
         <w:tblLook w:val="04A0" w:firstRow="1" w:lastRow="0" w:firstColumn="1" w:lastColumn="0" w:noHBand="0" w:noVBand="1"/>
       </w:tblPr>
       <w:tblGrid>
-        <w:gridCol w:w="1271"/>
-        <w:gridCol w:w="3686"/>
-        <w:gridCol w:w="4059"/>
+        <w:gridCol w:w="562"/>
+        <w:gridCol w:w="1384"/>
+        <w:gridCol w:w="7070"/>
       </w:tblGrid>
       <w:tr>
         <w:tc>
@@ -728,6 +633,74 @@
                 <w:szCs w:val="20"/>
               </w:rPr>
             </w:pPr>
+            <w:r>
+              <w:rPr>
+                <w:sz w:val="20"/>
+                <w:szCs w:val="20"/>
+              </w:rPr>
+              <w:t>Camera.hpp</w:t>
+            </w:r>
+          </w:p>
+          <w:p>
+            <w:pPr>
+              <w:rPr>
+                <w:sz w:val="20"/>
+                <w:szCs w:val="20"/>
+              </w:rPr>
+            </w:pPr>
+            <w:r>
+              <w:rPr>
+                <w:sz w:val="20"/>
+                <w:szCs w:val="20"/>
+              </w:rPr>
+              <w:t>Lines 17 – 23, basic vector objects created and defined for the camera object.</w:t>
+            </w:r>
+          </w:p>
+          <w:p>
+            <w:pPr>
+              <w:rPr>
+                <w:sz w:val="20"/>
+                <w:szCs w:val="20"/>
+              </w:rPr>
+            </w:pPr>
+          </w:p>
+          <w:p>
+            <w:pPr>
+              <w:rPr>
+                <w:sz w:val="20"/>
+                <w:szCs w:val="20"/>
+              </w:rPr>
+            </w:pPr>
+            <w:r>
+              <w:rPr>
+                <w:sz w:val="20"/>
+                <w:szCs w:val="20"/>
+              </w:rPr>
+              <w:t>Maths.cpp</w:t>
+            </w:r>
+          </w:p>
+          <w:p>
+            <w:pPr>
+              <w:rPr>
+                <w:sz w:val="20"/>
+                <w:szCs w:val="20"/>
+              </w:rPr>
+            </w:pPr>
+            <w:r>
+              <w:rPr>
+                <w:sz w:val="20"/>
+                <w:szCs w:val="20"/>
+              </w:rPr>
+              <w:t>Lines 87 – 92, basic matrix created and altered to make a scale matrix</w:t>
+            </w:r>
+          </w:p>
+          <w:p>
+            <w:pPr>
+              <w:rPr>
+                <w:sz w:val="20"/>
+                <w:szCs w:val="20"/>
+              </w:rPr>
+            </w:pPr>
           </w:p>
         </w:tc>
       </w:tr>
@@ -791,6 +764,55 @@
               <w:t>Paste a screenshot of your application below</w:t>
             </w:r>
           </w:p>
+          <w:p>
+            <w:pPr>
+              <w:rPr>
+                <w:sz w:val="20"/>
+                <w:szCs w:val="20"/>
+              </w:rPr>
+            </w:pPr>
+            <w:r>
+              <w:rPr>
+                <w:sz w:val="20"/>
+                <w:szCs w:val="20"/>
+              </w:rPr>
+              <w:drawing>
+                <wp:inline distT="0" distB="0" distL="0" distR="0" wp14:anchorId="25B01DE6" wp14:editId="7077D4D9">
+                  <wp:extent cx="5731510" cy="3401695"/>
+                  <wp:effectExtent l="0" t="0" r="2540" b="8255"/>
+                  <wp:docPr id="1780259404" name="Picture 1"/>
+                  <wp:cNvGraphicFramePr>
+                    <a:graphicFrameLocks xmlns:a="http://schemas.openxmlformats.org/drawingml/2006/main" noChangeAspect="1"/>
+                  </wp:cNvGraphicFramePr>
+                  <a:graphic xmlns:a="http://schemas.openxmlformats.org/drawingml/2006/main">
+                    <a:graphicData uri="http://schemas.openxmlformats.org/drawingml/2006/picture">
+                      <pic:pic xmlns:pic="http://schemas.openxmlformats.org/drawingml/2006/picture">
+                        <pic:nvPicPr>
+                          <pic:cNvPr id="1780259404" name=""/>
+                          <pic:cNvPicPr/>
+                        </pic:nvPicPr>
+                        <pic:blipFill>
+                          <a:blip r:embed="rId6"/>
+                          <a:stretch>
+                            <a:fillRect/>
+                          </a:stretch>
+                        </pic:blipFill>
+                        <pic:spPr>
+                          <a:xfrm>
+                            <a:off x="0" y="0"/>
+                            <a:ext cx="5731510" cy="3401695"/>
+                          </a:xfrm>
+                          <a:prstGeom prst="rect">
+                            <a:avLst/>
+                          </a:prstGeom>
+                        </pic:spPr>
+                      </pic:pic>
+                    </a:graphicData>
+                  </a:graphic>
+                </wp:inline>
+              </w:drawing>
+            </w:r>
+          </w:p>
         </w:tc>
       </w:tr>
       <w:tr>
@@ -845,6 +867,66 @@
                 <w:szCs w:val="20"/>
               </w:rPr>
             </w:pPr>
+            <w:r>
+              <w:rPr>
+                <w:sz w:val="20"/>
+                <w:szCs w:val="20"/>
+              </w:rPr>
+              <w:t>Coursework.cpp</w:t>
+            </w:r>
+          </w:p>
+          <w:p>
+            <w:pPr>
+              <w:rPr>
+                <w:sz w:val="20"/>
+                <w:szCs w:val="20"/>
+              </w:rPr>
+            </w:pPr>
+            <w:r>
+              <w:rPr>
+                <w:sz w:val="20"/>
+                <w:szCs w:val="20"/>
+              </w:rPr>
+              <w:t>Lines 424 - 451, creates a texture and binds it then cycles through all the appropriate texture images and attaches them to the object.</w:t>
+            </w:r>
+          </w:p>
+          <w:p>
+            <w:pPr>
+              <w:rPr>
+                <w:sz w:val="20"/>
+                <w:szCs w:val="20"/>
+              </w:rPr>
+            </w:pPr>
+          </w:p>
+          <w:p>
+            <w:pPr>
+              <w:rPr>
+                <w:sz w:val="20"/>
+                <w:szCs w:val="20"/>
+              </w:rPr>
+            </w:pPr>
+            <w:r>
+              <w:rPr>
+                <w:sz w:val="20"/>
+                <w:szCs w:val="20"/>
+              </w:rPr>
+              <w:t>Model.cpp</w:t>
+            </w:r>
+          </w:p>
+          <w:p>
+            <w:pPr>
+              <w:rPr>
+                <w:sz w:val="20"/>
+                <w:szCs w:val="20"/>
+              </w:rPr>
+            </w:pPr>
+            <w:r>
+              <w:rPr>
+                <w:sz w:val="20"/>
+                <w:szCs w:val="20"/>
+              </w:rPr>
+              <w:t>Lines 36 – 43, textures are binded for an object and sent to the shader with correct name.</w:t>
+            </w:r>
           </w:p>
         </w:tc>
       </w:tr>
@@ -907,6 +989,28 @@
                 <w:szCs w:val="20"/>
               </w:rPr>
             </w:pPr>
+            <w:r>
+              <w:rPr>
+                <w:sz w:val="20"/>
+                <w:szCs w:val="20"/>
+              </w:rPr>
+              <w:t>Coursework.cpp</w:t>
+            </w:r>
+          </w:p>
+          <w:p>
+            <w:pPr>
+              <w:rPr>
+                <w:sz w:val="20"/>
+                <w:szCs w:val="20"/>
+              </w:rPr>
+            </w:pPr>
+            <w:r>
+              <w:rPr>
+                <w:sz w:val="20"/>
+                <w:szCs w:val="20"/>
+              </w:rPr>
+              <w:t>Line 505 - 511, use of translate, scale and rotate matrixes to perform transformations on the objects according to their properties.</w:t>
+            </w:r>
           </w:p>
         </w:tc>
       </w:tr>
@@ -962,6 +1066,28 @@
                 <w:szCs w:val="20"/>
               </w:rPr>
             </w:pPr>
+            <w:r>
+              <w:rPr>
+                <w:sz w:val="20"/>
+                <w:szCs w:val="20"/>
+              </w:rPr>
+              <w:t>Camera.cpp</w:t>
+            </w:r>
+          </w:p>
+          <w:p>
+            <w:pPr>
+              <w:rPr>
+                <w:sz w:val="20"/>
+                <w:szCs w:val="20"/>
+              </w:rPr>
+            </w:pPr>
+            <w:r>
+              <w:rPr>
+                <w:sz w:val="20"/>
+                <w:szCs w:val="20"/>
+              </w:rPr>
+              <w:t>Lines 15 – 19, commented out lines where glm library functions (lookAt and perspective) are used to calculate the view and projection matrices.</w:t>
+            </w:r>
           </w:p>
         </w:tc>
       </w:tr>
@@ -1017,6 +1143,43 @@
                 <w:szCs w:val="20"/>
               </w:rPr>
             </w:pPr>
+            <w:r>
+              <w:rPr>
+                <w:sz w:val="20"/>
+                <w:szCs w:val="20"/>
+              </w:rPr>
+              <w:t>Coursework.cpp</w:t>
+            </w:r>
+          </w:p>
+          <w:p>
+            <w:pPr>
+              <w:rPr>
+                <w:sz w:val="20"/>
+                <w:szCs w:val="20"/>
+              </w:rPr>
+            </w:pPr>
+            <w:r>
+              <w:rPr>
+                <w:sz w:val="20"/>
+                <w:szCs w:val="20"/>
+              </w:rPr>
+              <w:t>Lines 174 – 203, Teapot object type has been created and its properties specified so that it can be added to the objects vector.</w:t>
+            </w:r>
+          </w:p>
+          <w:p>
+            <w:pPr>
+              <w:rPr>
+                <w:sz w:val="20"/>
+                <w:szCs w:val="20"/>
+              </w:rPr>
+            </w:pPr>
+            <w:r>
+              <w:rPr>
+                <w:sz w:val="20"/>
+                <w:szCs w:val="20"/>
+              </w:rPr>
+              <w:t>Then on Line 592, the teapot model is drawn into the objects position.</w:t>
+            </w:r>
           </w:p>
         </w:tc>
       </w:tr>
@@ -1072,6 +1235,95 @@
                 <w:szCs w:val="20"/>
               </w:rPr>
             </w:pPr>
+            <w:r>
+              <w:rPr>
+                <w:sz w:val="20"/>
+                <w:szCs w:val="20"/>
+              </w:rPr>
+              <w:t>Light.cpp</w:t>
+            </w:r>
+          </w:p>
+          <w:p>
+            <w:pPr>
+              <w:rPr>
+                <w:sz w:val="20"/>
+                <w:szCs w:val="20"/>
+              </w:rPr>
+            </w:pPr>
+            <w:r>
+              <w:rPr>
+                <w:sz w:val="20"/>
+                <w:szCs w:val="20"/>
+              </w:rPr>
+              <w:t>Line 4 -17, point light source properties are defined and added to the light sources vector which is then cycled through and sent to the shader.</w:t>
+            </w:r>
+          </w:p>
+          <w:p>
+            <w:pPr>
+              <w:rPr>
+                <w:sz w:val="20"/>
+                <w:szCs w:val="20"/>
+              </w:rPr>
+            </w:pPr>
+          </w:p>
+          <w:p>
+            <w:pPr>
+              <w:rPr>
+                <w:sz w:val="20"/>
+                <w:szCs w:val="20"/>
+              </w:rPr>
+            </w:pPr>
+            <w:r>
+              <w:rPr>
+                <w:sz w:val="20"/>
+                <w:szCs w:val="20"/>
+              </w:rPr>
+              <w:t>fragmentShader.glsl</w:t>
+            </w:r>
+          </w:p>
+          <w:p>
+            <w:pPr>
+              <w:rPr>
+                <w:sz w:val="20"/>
+                <w:szCs w:val="20"/>
+              </w:rPr>
+            </w:pPr>
+            <w:r>
+              <w:rPr>
+                <w:sz w:val="20"/>
+                <w:szCs w:val="20"/>
+              </w:rPr>
+              <w:t xml:space="preserve">Lines 80 -109, </w:t>
+            </w:r>
+            <w:r>
+              <w:rPr>
+                <w:sz w:val="20"/>
+                <w:szCs w:val="20"/>
+              </w:rPr>
+              <w:t xml:space="preserve">reflection vectors are created for the point light </w:t>
+            </w:r>
+            <w:r>
+              <w:rPr>
+                <w:sz w:val="20"/>
+                <w:szCs w:val="20"/>
+              </w:rPr>
+              <w:t>sources</w:t>
+            </w:r>
+            <w:r>
+              <w:rPr>
+                <w:sz w:val="20"/>
+                <w:szCs w:val="20"/>
+              </w:rPr>
+              <w:t xml:space="preserve"> and are returned to calculate the fragment colour of the object being lit/unlit.</w:t>
+            </w:r>
+          </w:p>
+          <w:p>
+            <w:pPr>
+              <w:rPr>
+                <w:sz w:val="20"/>
+                <w:szCs w:val="20"/>
+              </w:rPr>
+            </w:pPr>
           </w:p>
         </w:tc>
       </w:tr>
@@ -1099,7 +1351,6 @@
                 <w:sz w:val="20"/>
                 <w:szCs w:val="20"/>
               </w:rPr>
-              <w:lastRenderedPageBreak/>
               <w:t>62, 65, 68</w:t>
             </w:r>
           </w:p>
@@ -1141,6 +1392,47 @@
                 <w:szCs w:val="20"/>
               </w:rPr>
             </w:pPr>
+            <w:r>
+              <w:rPr>
+                <w:sz w:val="20"/>
+                <w:szCs w:val="20"/>
+              </w:rPr>
+              <w:t>Camera.cpp</w:t>
+            </w:r>
+          </w:p>
+          <w:p>
+            <w:pPr>
+              <w:keepNext/>
+              <w:keepLines/>
+              <w:rPr>
+                <w:sz w:val="20"/>
+                <w:szCs w:val="20"/>
+              </w:rPr>
+            </w:pPr>
+            <w:r>
+              <w:rPr>
+                <w:sz w:val="20"/>
+                <w:szCs w:val="20"/>
+              </w:rPr>
+              <w:t>Lines 58 – 77, Method for calculating the view matrix</w:t>
+            </w:r>
+          </w:p>
+          <w:p>
+            <w:pPr>
+              <w:keepNext/>
+              <w:keepLines/>
+              <w:rPr>
+                <w:sz w:val="20"/>
+                <w:szCs w:val="20"/>
+              </w:rPr>
+            </w:pPr>
+            <w:r>
+              <w:rPr>
+                <w:sz w:val="20"/>
+                <w:szCs w:val="20"/>
+              </w:rPr>
+              <w:t>Lines 79 – 92, Method for calculating the perspective matrix for projection</w:t>
+            </w:r>
           </w:p>
         </w:tc>
       </w:tr>
@@ -1202,6 +1494,54 @@
                 <w:szCs w:val="20"/>
               </w:rPr>
             </w:pPr>
+            <w:r>
+              <w:rPr>
+                <w:sz w:val="20"/>
+                <w:szCs w:val="20"/>
+              </w:rPr>
+              <w:t>Coursework.cpp</w:t>
+            </w:r>
+          </w:p>
+          <w:p>
+            <w:pPr>
+              <w:keepNext/>
+              <w:keepLines/>
+              <w:rPr>
+                <w:sz w:val="20"/>
+                <w:szCs w:val="20"/>
+              </w:rPr>
+            </w:pPr>
+            <w:r>
+              <w:rPr>
+                <w:sz w:val="20"/>
+                <w:szCs w:val="20"/>
+              </w:rPr>
+              <w:t>Lines 241 – 328, multiple object types are created and defined including floors and walls.</w:t>
+            </w:r>
+          </w:p>
+          <w:p>
+            <w:pPr>
+              <w:keepNext/>
+              <w:keepLines/>
+              <w:rPr>
+                <w:sz w:val="20"/>
+                <w:szCs w:val="20"/>
+              </w:rPr>
+            </w:pPr>
+            <w:r>
+              <w:rPr>
+                <w:sz w:val="20"/>
+                <w:szCs w:val="20"/>
+              </w:rPr>
+              <w:t>Lines 597 – 603, object models are “drawn” into the scene</w:t>
+            </w:r>
+            <w:r>
+              <w:rPr>
+                <w:sz w:val="20"/>
+                <w:szCs w:val="20"/>
+              </w:rPr>
+              <w:t xml:space="preserve"> where the object positions are defined</w:t>
+            </w:r>
           </w:p>
         </w:tc>
       </w:tr>
@@ -1263,6 +1603,54 @@
                 <w:szCs w:val="20"/>
               </w:rPr>
             </w:pPr>
+            <w:r>
+              <w:rPr>
+                <w:sz w:val="20"/>
+                <w:szCs w:val="20"/>
+              </w:rPr>
+              <w:t>Coursework.cpp</w:t>
+            </w:r>
+          </w:p>
+          <w:p>
+            <w:pPr>
+              <w:keepNext/>
+              <w:keepLines/>
+              <w:rPr>
+                <w:sz w:val="20"/>
+                <w:szCs w:val="20"/>
+              </w:rPr>
+            </w:pPr>
+            <w:r>
+              <w:rPr>
+                <w:sz w:val="20"/>
+                <w:szCs w:val="20"/>
+              </w:rPr>
+              <w:t>Lines 667 – 728, Keyboard input method that handles are possible user inputs including being able to move the camera with WASD</w:t>
+            </w:r>
+            <w:r>
+              <w:rPr>
+                <w:sz w:val="20"/>
+                <w:szCs w:val="20"/>
+              </w:rPr>
+              <w:t xml:space="preserve"> as well as jump with SPACE.</w:t>
+            </w:r>
+          </w:p>
+          <w:p>
+            <w:pPr>
+              <w:keepNext/>
+              <w:keepLines/>
+              <w:rPr>
+                <w:sz w:val="20"/>
+                <w:szCs w:val="20"/>
+              </w:rPr>
+            </w:pPr>
+            <w:r>
+              <w:rPr>
+                <w:sz w:val="20"/>
+                <w:szCs w:val="20"/>
+              </w:rPr>
+              <w:t>Lines 730 – 745, Mouse input method that allows the user to control where the camera is looking using the mouse.</w:t>
+            </w:r>
           </w:p>
         </w:tc>
       </w:tr>
@@ -1322,6 +1710,91 @@
                 <w:szCs w:val="20"/>
               </w:rPr>
             </w:pPr>
+            <w:r>
+              <w:rPr>
+                <w:sz w:val="20"/>
+                <w:szCs w:val="20"/>
+              </w:rPr>
+              <w:t>Light.cpp</w:t>
+            </w:r>
+          </w:p>
+          <w:p>
+            <w:pPr>
+              <w:keepLines/>
+              <w:rPr>
+                <w:sz w:val="20"/>
+                <w:szCs w:val="20"/>
+              </w:rPr>
+            </w:pPr>
+            <w:r>
+              <w:rPr>
+                <w:sz w:val="20"/>
+                <w:szCs w:val="20"/>
+              </w:rPr>
+              <w:t>Lines 19 – 45, spot light and direction light types are defined and added to the light sources vector.</w:t>
+            </w:r>
+          </w:p>
+          <w:p>
+            <w:pPr>
+              <w:keepLines/>
+              <w:rPr>
+                <w:sz w:val="20"/>
+                <w:szCs w:val="20"/>
+              </w:rPr>
+            </w:pPr>
+          </w:p>
+          <w:p>
+            <w:pPr>
+              <w:keepLines/>
+              <w:rPr>
+                <w:sz w:val="20"/>
+                <w:szCs w:val="20"/>
+              </w:rPr>
+            </w:pPr>
+            <w:r>
+              <w:rPr>
+                <w:sz w:val="20"/>
+                <w:szCs w:val="20"/>
+              </w:rPr>
+              <w:t>fragmentShader.glsl</w:t>
+            </w:r>
+          </w:p>
+          <w:p>
+            <w:pPr>
+              <w:keepLines/>
+              <w:rPr>
+                <w:sz w:val="20"/>
+                <w:szCs w:val="20"/>
+              </w:rPr>
+            </w:pPr>
+            <w:r>
+              <w:rPr>
+                <w:sz w:val="20"/>
+                <w:szCs w:val="20"/>
+              </w:rPr>
+              <w:t xml:space="preserve">Lines 112 – 173, </w:t>
+            </w:r>
+            <w:r>
+              <w:rPr>
+                <w:sz w:val="20"/>
+                <w:szCs w:val="20"/>
+              </w:rPr>
+              <w:t xml:space="preserve">reflection vectors are created for the </w:t>
+            </w:r>
+            <w:r>
+              <w:rPr>
+                <w:sz w:val="20"/>
+                <w:szCs w:val="20"/>
+              </w:rPr>
+              <w:t>spot light and direction light sources</w:t>
+            </w:r>
+            <w:r>
+              <w:rPr>
+                <w:sz w:val="20"/>
+                <w:szCs w:val="20"/>
+              </w:rPr>
+              <w:t xml:space="preserve"> and are returned to calculate the fragment colour of the object being lit/unlit</w:t>
+            </w:r>
           </w:p>
         </w:tc>
       </w:tr>
@@ -1368,23 +1841,7 @@
                 <w:sz w:val="20"/>
                 <w:szCs w:val="20"/>
               </w:rPr>
-              <w:t>LO1: Implementation of students own functions to replace glm functions (e.g., glm::</w:t>
-            </w:r>
-            <w:proofErr w:type="gramStart"/>
-            <w:r>
-              <w:rPr>
-                <w:sz w:val="20"/>
-                <w:szCs w:val="20"/>
-              </w:rPr>
-              <w:t>length(</w:t>
-            </w:r>
-            <w:proofErr w:type="gramEnd"/>
-            <w:r>
-              <w:rPr>
-                <w:sz w:val="20"/>
-                <w:szCs w:val="20"/>
-              </w:rPr>
-              <w:t>), glm::dot(), glm::cross() etc.).</w:t>
+              <w:t>LO1: Implementation of students own functions to replace glm functions (e.g., glm::length(), glm::dot(), glm::cross() etc.).</w:t>
             </w:r>
           </w:p>
         </w:tc>
@@ -1400,6 +1857,28 @@
                 <w:szCs w:val="20"/>
               </w:rPr>
             </w:pPr>
+            <w:r>
+              <w:rPr>
+                <w:sz w:val="20"/>
+                <w:szCs w:val="20"/>
+              </w:rPr>
+              <w:t>Maths.cpp</w:t>
+            </w:r>
+          </w:p>
+          <w:p>
+            <w:pPr>
+              <w:rPr>
+                <w:sz w:val="20"/>
+                <w:szCs w:val="20"/>
+              </w:rPr>
+            </w:pPr>
+            <w:r>
+              <w:rPr>
+                <w:sz w:val="20"/>
+                <w:szCs w:val="20"/>
+              </w:rPr>
+              <w:t>Lines 124 – 142, own methods for calculating length, dot, cross products of vectors as well as being able to normalize them.</w:t>
+            </w:r>
           </w:p>
         </w:tc>
       </w:tr>
@@ -1455,6 +1934,36 @@
                 <w:szCs w:val="20"/>
               </w:rPr>
             </w:pPr>
+            <w:r>
+              <w:rPr>
+                <w:sz w:val="20"/>
+                <w:szCs w:val="20"/>
+              </w:rPr>
+              <w:t>Maths.cpp</w:t>
+            </w:r>
+          </w:p>
+          <w:p>
+            <w:pPr>
+              <w:rPr>
+                <w:sz w:val="20"/>
+                <w:szCs w:val="20"/>
+              </w:rPr>
+            </w:pPr>
+            <w:r>
+              <w:rPr>
+                <w:sz w:val="20"/>
+                <w:szCs w:val="20"/>
+              </w:rPr>
+              <w:t>Lines 144 – 151, quaternions are used to calculate the rotate matrix</w:t>
+            </w:r>
+          </w:p>
+          <w:p>
+            <w:pPr>
+              <w:rPr>
+                <w:sz w:val="20"/>
+                <w:szCs w:val="20"/>
+              </w:rPr>
+            </w:pPr>
           </w:p>
         </w:tc>
       </w:tr>
@@ -1510,6 +2019,28 @@
                 <w:szCs w:val="20"/>
               </w:rPr>
             </w:pPr>
+            <w:r>
+              <w:rPr>
+                <w:sz w:val="20"/>
+                <w:szCs w:val="20"/>
+              </w:rPr>
+              <w:t>Coursework.cpp</w:t>
+            </w:r>
+          </w:p>
+          <w:p>
+            <w:pPr>
+              <w:rPr>
+                <w:sz w:val="20"/>
+                <w:szCs w:val="20"/>
+              </w:rPr>
+            </w:pPr>
+            <w:r>
+              <w:rPr>
+                <w:sz w:val="20"/>
+                <w:szCs w:val="20"/>
+              </w:rPr>
+              <w:t>Lines 508 – 528, if the player is within 3 distance to the teapot then it starts to spin and then when the player is within 2 distance then it starts to float upwards. When it reached y 4 then it snaps back to its default position.</w:t>
+            </w:r>
           </w:p>
         </w:tc>
       </w:tr>
@@ -1565,6 +2096,81 @@
                 <w:szCs w:val="20"/>
               </w:rPr>
             </w:pPr>
+            <w:r>
+              <w:rPr>
+                <w:sz w:val="20"/>
+                <w:szCs w:val="20"/>
+              </w:rPr>
+              <w:t>Courswork.cpp</w:t>
+            </w:r>
+          </w:p>
+          <w:p>
+            <w:pPr>
+              <w:rPr>
+                <w:sz w:val="20"/>
+                <w:szCs w:val="20"/>
+              </w:rPr>
+            </w:pPr>
+            <w:r>
+              <w:rPr>
+                <w:sz w:val="20"/>
+                <w:szCs w:val="20"/>
+              </w:rPr>
+              <w:t>Lines 175 – 177, diffuse, normal and specular textures are added to the teapot model for use in the fragment shader</w:t>
+            </w:r>
+          </w:p>
+          <w:p>
+            <w:pPr>
+              <w:rPr>
+                <w:sz w:val="20"/>
+                <w:szCs w:val="20"/>
+              </w:rPr>
+            </w:pPr>
+          </w:p>
+          <w:p>
+            <w:pPr>
+              <w:rPr>
+                <w:sz w:val="20"/>
+                <w:szCs w:val="20"/>
+              </w:rPr>
+            </w:pPr>
+            <w:r>
+              <w:rPr>
+                <w:sz w:val="20"/>
+                <w:szCs w:val="20"/>
+              </w:rPr>
+              <w:t>fragmentShader.glsl</w:t>
+            </w:r>
+          </w:p>
+          <w:p>
+            <w:pPr>
+              <w:rPr>
+                <w:sz w:val="20"/>
+                <w:szCs w:val="20"/>
+              </w:rPr>
+            </w:pPr>
+            <w:r>
+              <w:rPr>
+                <w:sz w:val="20"/>
+                <w:szCs w:val="20"/>
+              </w:rPr>
+              <w:t>Line 47, normal vector is retrieved from the objects normal map</w:t>
+            </w:r>
+          </w:p>
+          <w:p>
+            <w:pPr>
+              <w:rPr>
+                <w:sz w:val="20"/>
+                <w:szCs w:val="20"/>
+              </w:rPr>
+            </w:pPr>
+            <w:r>
+              <w:rPr>
+                <w:sz w:val="20"/>
+                <w:szCs w:val="20"/>
+              </w:rPr>
+              <w:t>Line 100, specular reflection of the object from the light source is calculated using it’s specular map</w:t>
+            </w:r>
           </w:p>
         </w:tc>
       </w:tr>
@@ -1611,14 +2217,7 @@
                 <w:sz w:val="20"/>
                 <w:szCs w:val="20"/>
               </w:rPr>
-              <w:t xml:space="preserve">LO1: </w:t>
-            </w:r>
-            <w:r>
-              <w:rPr>
-                <w:sz w:val="20"/>
-                <w:szCs w:val="20"/>
-              </w:rPr>
-              <w:t>Use of quaternions to calculate view matrix.</w:t>
+              <w:t>LO1: Use of quaternions to calculate view matrix.</w:t>
             </w:r>
           </w:p>
         </w:tc>
@@ -1634,6 +2233,28 @@
                 <w:szCs w:val="20"/>
               </w:rPr>
             </w:pPr>
+            <w:r>
+              <w:rPr>
+                <w:sz w:val="20"/>
+                <w:szCs w:val="20"/>
+              </w:rPr>
+              <w:t>Camera.cpp</w:t>
+            </w:r>
+          </w:p>
+          <w:p>
+            <w:pPr>
+              <w:rPr>
+                <w:sz w:val="20"/>
+                <w:szCs w:val="20"/>
+              </w:rPr>
+            </w:pPr>
+            <w:r>
+              <w:rPr>
+                <w:sz w:val="20"/>
+                <w:szCs w:val="20"/>
+              </w:rPr>
+              <w:t>Lines 37 – 40, quaternion orientation is used to calculate the view matrix</w:t>
+            </w:r>
           </w:p>
         </w:tc>
       </w:tr>
@@ -1673,14 +2294,7 @@
                 <w:sz w:val="20"/>
                 <w:szCs w:val="20"/>
               </w:rPr>
-              <w:t xml:space="preserve">LO1: </w:t>
-            </w:r>
-            <w:r>
-              <w:rPr>
-                <w:sz w:val="20"/>
-                <w:szCs w:val="20"/>
-              </w:rPr>
-              <w:t>Use of SLERP to smooth out changes in camera direction.</w:t>
+              <w:t>LO1: Use of SLERP to smooth out changes in camera direction.</w:t>
             </w:r>
           </w:p>
         </w:tc>
@@ -1696,6 +2310,28 @@
                 <w:szCs w:val="20"/>
               </w:rPr>
             </w:pPr>
+            <w:r>
+              <w:rPr>
+                <w:sz w:val="20"/>
+                <w:szCs w:val="20"/>
+              </w:rPr>
+              <w:t>Maths.cpp</w:t>
+            </w:r>
+          </w:p>
+          <w:p>
+            <w:pPr>
+              <w:rPr>
+                <w:sz w:val="20"/>
+                <w:szCs w:val="20"/>
+              </w:rPr>
+            </w:pPr>
+            <w:r>
+              <w:rPr>
+                <w:sz w:val="20"/>
+                <w:szCs w:val="20"/>
+              </w:rPr>
+              <w:t>Lines 51 – 78, SLERP is calculated and used to smooth out changes in the camera direction by using it for the view matrix in camera.cpp lines 34 – 37.</w:t>
+            </w:r>
           </w:p>
         </w:tc>
       </w:tr>
@@ -1735,14 +2371,7 @@
                 <w:sz w:val="20"/>
                 <w:szCs w:val="20"/>
               </w:rPr>
-              <w:t xml:space="preserve">LO2: </w:t>
-            </w:r>
-            <w:r>
-              <w:rPr>
-                <w:sz w:val="20"/>
-                <w:szCs w:val="20"/>
-              </w:rPr>
-              <w:t>Implementation of a third person camera with the ability to switch between first and third period view.</w:t>
+              <w:t>LO2: Implementation of a third person camera with the ability to switch between first and third period view.</w:t>
             </w:r>
           </w:p>
         </w:tc>
@@ -1751,6 +2380,89 @@
             <w:tcW w:w="4059" w:type="dxa"/>
             <w:vAlign w:val="center"/>
           </w:tcPr>
+          <w:p>
+            <w:pPr>
+              <w:rPr>
+                <w:sz w:val="20"/>
+                <w:szCs w:val="20"/>
+              </w:rPr>
+            </w:pPr>
+            <w:r>
+              <w:rPr>
+                <w:sz w:val="20"/>
+                <w:szCs w:val="20"/>
+              </w:rPr>
+              <w:t>Coursework.cpp</w:t>
+            </w:r>
+          </w:p>
+          <w:p>
+            <w:pPr>
+              <w:rPr>
+                <w:sz w:val="20"/>
+                <w:szCs w:val="20"/>
+              </w:rPr>
+            </w:pPr>
+            <w:r>
+              <w:rPr>
+                <w:sz w:val="20"/>
+                <w:szCs w:val="20"/>
+              </w:rPr>
+              <w:t>Lines 702 – 725, player can press 1, 2 and 3 keys to change between the different camera types by using Booleans.</w:t>
+            </w:r>
+          </w:p>
+          <w:p>
+            <w:pPr>
+              <w:rPr>
+                <w:sz w:val="20"/>
+                <w:szCs w:val="20"/>
+              </w:rPr>
+            </w:pPr>
+            <w:r>
+              <w:rPr>
+                <w:sz w:val="20"/>
+                <w:szCs w:val="20"/>
+              </w:rPr>
+              <w:t>Lines 617 – 621, player model is drawn at the correct position if the player is in third person.</w:t>
+            </w:r>
+          </w:p>
+          <w:p>
+            <w:pPr>
+              <w:rPr>
+                <w:sz w:val="20"/>
+                <w:szCs w:val="20"/>
+              </w:rPr>
+            </w:pPr>
+          </w:p>
+          <w:p>
+            <w:pPr>
+              <w:rPr>
+                <w:sz w:val="20"/>
+                <w:szCs w:val="20"/>
+              </w:rPr>
+            </w:pPr>
+            <w:r>
+              <w:rPr>
+                <w:sz w:val="20"/>
+                <w:szCs w:val="20"/>
+              </w:rPr>
+              <w:t>Camera.cpp</w:t>
+            </w:r>
+          </w:p>
+          <w:p>
+            <w:pPr>
+              <w:rPr>
+                <w:sz w:val="20"/>
+                <w:szCs w:val="20"/>
+              </w:rPr>
+            </w:pPr>
+            <w:r>
+              <w:rPr>
+                <w:sz w:val="20"/>
+                <w:szCs w:val="20"/>
+              </w:rPr>
+              <w:t>Lines 43 – 47, if the player has activated third person then the camera is offset appropriately</w:t>
+            </w:r>
+          </w:p>
           <w:p>
             <w:pPr>
               <w:rPr>
@@ -1797,14 +2509,7 @@
                 <w:sz w:val="20"/>
                 <w:szCs w:val="20"/>
               </w:rPr>
-              <w:t xml:space="preserve">LO2: </w:t>
-            </w:r>
-            <w:r>
-              <w:rPr>
-                <w:sz w:val="20"/>
-                <w:szCs w:val="20"/>
-              </w:rPr>
-              <w:t>The position of the camera or character obeys the constraints of the physical space (e.g., can’t pass through objects, can’t hover in midair etc.).</w:t>
+              <w:t>LO2: The position of the camera or character obeys the constraints of the physical space (e.g., can’t pass through objects, can’t hover in midair etc.).</w:t>
             </w:r>
           </w:p>
         </w:tc>
@@ -1820,6 +2525,66 @@
                 <w:szCs w:val="20"/>
               </w:rPr>
             </w:pPr>
+            <w:r>
+              <w:rPr>
+                <w:sz w:val="20"/>
+                <w:szCs w:val="20"/>
+              </w:rPr>
+              <w:t>Coursework.cpp</w:t>
+            </w:r>
+          </w:p>
+          <w:p>
+            <w:pPr>
+              <w:rPr>
+                <w:sz w:val="20"/>
+                <w:szCs w:val="20"/>
+              </w:rPr>
+            </w:pPr>
+            <w:r>
+              <w:rPr>
+                <w:sz w:val="20"/>
+                <w:szCs w:val="20"/>
+              </w:rPr>
+              <w:t>Lines 747 – 791, collision method is used to prevent the player from going into objects. If the player is within a certain distance of the center of the object then it moves them back until they aren’t. Method also limits the player’s movement area so that they are within the wall boundaries.</w:t>
+            </w:r>
+          </w:p>
+          <w:p>
+            <w:pPr>
+              <w:rPr>
+                <w:sz w:val="20"/>
+                <w:szCs w:val="20"/>
+              </w:rPr>
+            </w:pPr>
+          </w:p>
+          <w:p>
+            <w:pPr>
+              <w:rPr>
+                <w:sz w:val="20"/>
+                <w:szCs w:val="20"/>
+              </w:rPr>
+            </w:pPr>
+            <w:r>
+              <w:rPr>
+                <w:sz w:val="20"/>
+                <w:szCs w:val="20"/>
+              </w:rPr>
+              <w:t>Camera.cpp</w:t>
+            </w:r>
+          </w:p>
+          <w:p>
+            <w:pPr>
+              <w:rPr>
+                <w:sz w:val="20"/>
+                <w:szCs w:val="20"/>
+              </w:rPr>
+            </w:pPr>
+            <w:r>
+              <w:rPr>
+                <w:sz w:val="20"/>
+                <w:szCs w:val="20"/>
+              </w:rPr>
+              <w:t>Line 26, y position of the camera is restricted to 0 so that player cannot fly through the sky and hover mid-air.</w:t>
+            </w:r>
           </w:p>
         </w:tc>
       </w:tr>
@@ -1859,14 +2624,7 @@
                 <w:sz w:val="20"/>
                 <w:szCs w:val="20"/>
               </w:rPr>
-              <w:t xml:space="preserve">LO3: </w:t>
-            </w:r>
-            <w:r>
-              <w:rPr>
-                <w:sz w:val="20"/>
-                <w:szCs w:val="20"/>
-              </w:rPr>
-              <w:t>Use of shaders to apply parameter driven effects within the scene, e.g., light properties controlled using camera/character position.</w:t>
+              <w:t>LO3: Use of shaders to apply parameter driven effects within the scene, e.g., light properties controlled using camera/character position.</w:t>
             </w:r>
           </w:p>
         </w:tc>
@@ -1882,6 +2640,43 @@
                 <w:szCs w:val="20"/>
               </w:rPr>
             </w:pPr>
+            <w:r>
+              <w:rPr>
+                <w:sz w:val="20"/>
+                <w:szCs w:val="20"/>
+              </w:rPr>
+              <w:t>Coursework.cpp</w:t>
+            </w:r>
+          </w:p>
+          <w:p>
+            <w:pPr>
+              <w:rPr>
+                <w:sz w:val="20"/>
+                <w:szCs w:val="20"/>
+              </w:rPr>
+            </w:pPr>
+            <w:r>
+              <w:rPr>
+                <w:sz w:val="20"/>
+                <w:szCs w:val="20"/>
+              </w:rPr>
+              <w:t>Lines 542 - 564, if the player is within 5 distance of the street lamp then streetlights colour will randomise its colour every 1 second as well as start to move and point opposite the lamp.</w:t>
+            </w:r>
+          </w:p>
+          <w:p>
+            <w:pPr>
+              <w:rPr>
+                <w:sz w:val="20"/>
+                <w:szCs w:val="20"/>
+              </w:rPr>
+            </w:pPr>
+            <w:r>
+              <w:rPr>
+                <w:sz w:val="20"/>
+                <w:szCs w:val="20"/>
+              </w:rPr>
+              <w:t>Lines 566 – 580, if the player is within 5 distance of the police car then the siren lights will alternate between red and blue every 1 second.</w:t>
+            </w:r>
           </w:p>
         </w:tc>
       </w:tr>
@@ -2406,6 +3201,7 @@
   <w:style w:type="character" w:default="1" w:styleId="DefaultParagraphFont">
     <w:name w:val="Default Paragraph Font"/>
     <w:uiPriority w:val="1"/>
+    <w:semiHidden/>
     <w:unhideWhenUsed/>
   </w:style>
   <w:style w:type="table" w:default="1" w:styleId="TableNormal">
